--- a/IT_Technical_Support/Memory_in_Your_Computer.docx
+++ b/IT_Technical_Support/Memory_in_Your_Computer.docx
@@ -1,6 +1,6 @@
 
 <file path=word/document.xml><?xml version="1.0" encoding="utf-8"?>
-<w:document xmlns:wpc="http://schemas.microsoft.com/office/word/2010/wordprocessingCanvas" xmlns:cx="http://schemas.microsoft.com/office/drawing/2014/chartex" xmlns:cx1="http://schemas.microsoft.com/office/drawing/2015/9/8/chartex" xmlns:cx2="http://schemas.microsoft.com/office/drawing/2015/10/21/chartex" xmlns:cx3="http://schemas.microsoft.com/office/drawing/2016/5/9/chartex" xmlns:cx4="http://schemas.microsoft.com/office/drawing/2016/5/10/chartex" xmlns:cx5="http://schemas.microsoft.com/office/drawing/2016/5/11/chartex" xmlns:cx6="http://schemas.microsoft.com/office/drawing/2016/5/12/chartex" xmlns:cx7="http://schemas.microsoft.com/office/drawing/2016/5/13/chartex" xmlns:cx8="http://schemas.microsoft.com/office/drawing/2016/5/14/chartex" xmlns:mc="http://schemas.openxmlformats.org/markup-compatibility/2006" xmlns:aink="http://schemas.microsoft.com/office/drawing/2016/ink" xmlns:am3d="http://schemas.microsoft.com/office/drawing/2017/model3d" xmlns:o="urn:schemas-microsoft-com:office:office" xmlns:oel="http://schemas.microsoft.com/office/2019/extlst" xmlns:r="http://schemas.openxmlformats.org/officeDocument/2006/relationships" xmlns:m="http://schemas.openxmlformats.org/officeDocument/2006/math" xmlns:v="urn:schemas-microsoft-com:vml" xmlns:wp14="http://schemas.microsoft.com/office/word/2010/wordprocessingDrawing" xmlns:wp="http://schemas.openxmlformats.org/drawingml/2006/wordprocessingDrawing" xmlns:w10="urn:schemas-microsoft-com:office:word" xmlns:w="http://schemas.openxmlformats.org/wordprocessingml/2006/main" xmlns:w14="http://schemas.microsoft.com/office/word/2010/wordml" xmlns:w15="http://schemas.microsoft.com/office/word/2012/wordml" xmlns:w16cex="http://schemas.microsoft.com/office/word/2018/wordml/cex" xmlns:w16cid="http://schemas.microsoft.com/office/word/2016/wordml/cid" xmlns:w16="http://schemas.microsoft.com/office/word/2018/wordml" xmlns:w16du="http://schemas.microsoft.com/office/word/2023/wordml/word16du" xmlns:w16sdtdh="http://schemas.microsoft.com/office/word/2020/wordml/sdtdatahash" xmlns:w16se="http://schemas.microsoft.com/office/word/2015/wordml/symex" xmlns:wpg="http://schemas.microsoft.com/office/word/2010/wordprocessingGroup" xmlns:wpi="http://schemas.microsoft.com/office/word/2010/wordprocessingInk" xmlns:wne="http://schemas.microsoft.com/office/word/2006/wordml" xmlns:wps="http://schemas.microsoft.com/office/word/2010/wordprocessingShape" mc:Ignorable="w14 w15 w16se w16cid w16 w16cex w16sdtdh w16du wp14">
+<w:document xmlns:wpc="http://schemas.microsoft.com/office/word/2010/wordprocessingCanvas" xmlns:cx="http://schemas.microsoft.com/office/drawing/2014/chartex" xmlns:cx1="http://schemas.microsoft.com/office/drawing/2015/9/8/chartex" xmlns:cx2="http://schemas.microsoft.com/office/drawing/2015/10/21/chartex" xmlns:cx3="http://schemas.microsoft.com/office/drawing/2016/5/9/chartex" xmlns:cx4="http://schemas.microsoft.com/office/drawing/2016/5/10/chartex" xmlns:cx5="http://schemas.microsoft.com/office/drawing/2016/5/11/chartex" xmlns:cx6="http://schemas.microsoft.com/office/drawing/2016/5/12/chartex" xmlns:cx7="http://schemas.microsoft.com/office/drawing/2016/5/13/chartex" xmlns:cx8="http://schemas.microsoft.com/office/drawing/2016/5/14/chartex" xmlns:mc="http://schemas.openxmlformats.org/markup-compatibility/2006" xmlns:aink="http://schemas.microsoft.com/office/drawing/2016/ink" xmlns:am3d="http://schemas.microsoft.com/office/drawing/2017/model3d" xmlns:o="urn:schemas-microsoft-com:office:office" xmlns:oel="http://schemas.microsoft.com/office/2019/extlst" xmlns:r="http://schemas.openxmlformats.org/officeDocument/2006/relationships" xmlns:m="http://schemas.openxmlformats.org/officeDocument/2006/math" xmlns:v="urn:schemas-microsoft-com:vml" xmlns:wp14="http://schemas.microsoft.com/office/word/2010/wordprocessingDrawing" xmlns:wp="http://schemas.openxmlformats.org/drawingml/2006/wordprocessingDrawing" xmlns:w10="urn:schemas-microsoft-com:office:word" xmlns:w="http://schemas.openxmlformats.org/wordprocessingml/2006/main" xmlns:w14="http://schemas.microsoft.com/office/word/2010/wordml" xmlns:w15="http://schemas.microsoft.com/office/word/2012/wordml" xmlns:w16cex="http://schemas.microsoft.com/office/word/2018/wordml/cex" xmlns:w16cid="http://schemas.microsoft.com/office/word/2016/wordml/cid" xmlns:w16="http://schemas.microsoft.com/office/word/2018/wordml" xmlns:w16du="http://schemas.microsoft.com/office/word/2023/wordml/word16du" xmlns:w16sdtdh="http://schemas.microsoft.com/office/word/2020/wordml/sdtdatahash" xmlns:w16sdtfl="http://schemas.microsoft.com/office/word/2024/wordml/sdtformatlock" xmlns:w16se="http://schemas.microsoft.com/office/word/2015/wordml/symex" xmlns:wpg="http://schemas.microsoft.com/office/word/2010/wordprocessingGroup" xmlns:wpi="http://schemas.microsoft.com/office/word/2010/wordprocessingInk" xmlns:wne="http://schemas.microsoft.com/office/word/2006/wordml" xmlns:wps="http://schemas.microsoft.com/office/word/2010/wordprocessingShape" mc:Ignorable="w14 w15 w16se w16cid w16 w16cex w16sdtdh w16sdtfl w16du wp14">
   <w:body>
     <w:p>
       <w:pPr>
@@ -967,7 +967,13 @@
       </w:r>
       <w:r>
         <w:br/>
-        <w:t>If you are uncomfortable doing this to a production machine, do this to the pc that you used for the disassemble assignment.</w:t>
+        <w:t xml:space="preserve">If you are uncomfortable doing this to a production machine, do this to </w:t>
+      </w:r>
+      <w:r>
+        <w:t>a pc or laptop that does not work.</w:t>
+      </w:r>
+      <w:r>
+        <w:t xml:space="preserve"> If you don’t have a non functional computer. You can skip this step.</w:t>
       </w:r>
     </w:p>
     <w:p>
@@ -1170,7 +1176,7 @@
 </file>
 
 <file path=word/endnotes.xml><?xml version="1.0" encoding="utf-8"?>
-<w:endnotes xmlns:wpc="http://schemas.microsoft.com/office/word/2010/wordprocessingCanvas" xmlns:cx="http://schemas.microsoft.com/office/drawing/2014/chartex" xmlns:cx1="http://schemas.microsoft.com/office/drawing/2015/9/8/chartex" xmlns:cx2="http://schemas.microsoft.com/office/drawing/2015/10/21/chartex" xmlns:cx3="http://schemas.microsoft.com/office/drawing/2016/5/9/chartex" xmlns:cx4="http://schemas.microsoft.com/office/drawing/2016/5/10/chartex" xmlns:cx5="http://schemas.microsoft.com/office/drawing/2016/5/11/chartex" xmlns:cx6="http://schemas.microsoft.com/office/drawing/2016/5/12/chartex" xmlns:cx7="http://schemas.microsoft.com/office/drawing/2016/5/13/chartex" xmlns:cx8="http://schemas.microsoft.com/office/drawing/2016/5/14/chartex" xmlns:mc="http://schemas.openxmlformats.org/markup-compatibility/2006" xmlns:aink="http://schemas.microsoft.com/office/drawing/2016/ink" xmlns:am3d="http://schemas.microsoft.com/office/drawing/2017/model3d" xmlns:o="urn:schemas-microsoft-com:office:office" xmlns:oel="http://schemas.microsoft.com/office/2019/extlst" xmlns:r="http://schemas.openxmlformats.org/officeDocument/2006/relationships" xmlns:m="http://schemas.openxmlformats.org/officeDocument/2006/math" xmlns:v="urn:schemas-microsoft-com:vml" xmlns:wp14="http://schemas.microsoft.com/office/word/2010/wordprocessingDrawing" xmlns:wp="http://schemas.openxmlformats.org/drawingml/2006/wordprocessingDrawing" xmlns:w10="urn:schemas-microsoft-com:office:word" xmlns:w="http://schemas.openxmlformats.org/wordprocessingml/2006/main" xmlns:w14="http://schemas.microsoft.com/office/word/2010/wordml" xmlns:w15="http://schemas.microsoft.com/office/word/2012/wordml" xmlns:w16cex="http://schemas.microsoft.com/office/word/2018/wordml/cex" xmlns:w16cid="http://schemas.microsoft.com/office/word/2016/wordml/cid" xmlns:w16="http://schemas.microsoft.com/office/word/2018/wordml" xmlns:w16du="http://schemas.microsoft.com/office/word/2023/wordml/word16du" xmlns:w16sdtdh="http://schemas.microsoft.com/office/word/2020/wordml/sdtdatahash" xmlns:w16se="http://schemas.microsoft.com/office/word/2015/wordml/symex" xmlns:wpg="http://schemas.microsoft.com/office/word/2010/wordprocessingGroup" xmlns:wpi="http://schemas.microsoft.com/office/word/2010/wordprocessingInk" xmlns:wne="http://schemas.microsoft.com/office/word/2006/wordml" xmlns:wps="http://schemas.microsoft.com/office/word/2010/wordprocessingShape" mc:Ignorable="w14 w15 w16se w16cid w16 w16cex w16sdtdh w16du wp14">
+<w:endnotes xmlns:wpc="http://schemas.microsoft.com/office/word/2010/wordprocessingCanvas" xmlns:cx="http://schemas.microsoft.com/office/drawing/2014/chartex" xmlns:cx1="http://schemas.microsoft.com/office/drawing/2015/9/8/chartex" xmlns:cx2="http://schemas.microsoft.com/office/drawing/2015/10/21/chartex" xmlns:cx3="http://schemas.microsoft.com/office/drawing/2016/5/9/chartex" xmlns:cx4="http://schemas.microsoft.com/office/drawing/2016/5/10/chartex" xmlns:cx5="http://schemas.microsoft.com/office/drawing/2016/5/11/chartex" xmlns:cx6="http://schemas.microsoft.com/office/drawing/2016/5/12/chartex" xmlns:cx7="http://schemas.microsoft.com/office/drawing/2016/5/13/chartex" xmlns:cx8="http://schemas.microsoft.com/office/drawing/2016/5/14/chartex" xmlns:mc="http://schemas.openxmlformats.org/markup-compatibility/2006" xmlns:aink="http://schemas.microsoft.com/office/drawing/2016/ink" xmlns:am3d="http://schemas.microsoft.com/office/drawing/2017/model3d" xmlns:o="urn:schemas-microsoft-com:office:office" xmlns:oel="http://schemas.microsoft.com/office/2019/extlst" xmlns:r="http://schemas.openxmlformats.org/officeDocument/2006/relationships" xmlns:m="http://schemas.openxmlformats.org/officeDocument/2006/math" xmlns:v="urn:schemas-microsoft-com:vml" xmlns:wp14="http://schemas.microsoft.com/office/word/2010/wordprocessingDrawing" xmlns:wp="http://schemas.openxmlformats.org/drawingml/2006/wordprocessingDrawing" xmlns:w10="urn:schemas-microsoft-com:office:word" xmlns:w="http://schemas.openxmlformats.org/wordprocessingml/2006/main" xmlns:w14="http://schemas.microsoft.com/office/word/2010/wordml" xmlns:w15="http://schemas.microsoft.com/office/word/2012/wordml" xmlns:w16cex="http://schemas.microsoft.com/office/word/2018/wordml/cex" xmlns:w16cid="http://schemas.microsoft.com/office/word/2016/wordml/cid" xmlns:w16="http://schemas.microsoft.com/office/word/2018/wordml" xmlns:w16du="http://schemas.microsoft.com/office/word/2023/wordml/word16du" xmlns:w16sdtdh="http://schemas.microsoft.com/office/word/2020/wordml/sdtdatahash" xmlns:w16sdtfl="http://schemas.microsoft.com/office/word/2024/wordml/sdtformatlock" xmlns:w16se="http://schemas.microsoft.com/office/word/2015/wordml/symex" xmlns:wpg="http://schemas.microsoft.com/office/word/2010/wordprocessingGroup" xmlns:wpi="http://schemas.microsoft.com/office/word/2010/wordprocessingInk" xmlns:wne="http://schemas.microsoft.com/office/word/2006/wordml" xmlns:wps="http://schemas.microsoft.com/office/word/2010/wordprocessingShape" mc:Ignorable="w14 w15 w16se w16cid w16 w16cex w16sdtdh w16sdtfl w16du wp14">
   <w:endnote w:type="separator" w:id="-1">
     <w:p>
       <w:r>
@@ -1189,7 +1195,7 @@
 </file>
 
 <file path=word/footer1.xml><?xml version="1.0" encoding="utf-8"?>
-<w:ftr xmlns:wpc="http://schemas.microsoft.com/office/word/2010/wordprocessingCanvas" xmlns:cx="http://schemas.microsoft.com/office/drawing/2014/chartex" xmlns:cx1="http://schemas.microsoft.com/office/drawing/2015/9/8/chartex" xmlns:cx2="http://schemas.microsoft.com/office/drawing/2015/10/21/chartex" xmlns:cx3="http://schemas.microsoft.com/office/drawing/2016/5/9/chartex" xmlns:cx4="http://schemas.microsoft.com/office/drawing/2016/5/10/chartex" xmlns:cx5="http://schemas.microsoft.com/office/drawing/2016/5/11/chartex" xmlns:cx6="http://schemas.microsoft.com/office/drawing/2016/5/12/chartex" xmlns:cx7="http://schemas.microsoft.com/office/drawing/2016/5/13/chartex" xmlns:cx8="http://schemas.microsoft.com/office/drawing/2016/5/14/chartex" xmlns:mc="http://schemas.openxmlformats.org/markup-compatibility/2006" xmlns:aink="http://schemas.microsoft.com/office/drawing/2016/ink" xmlns:am3d="http://schemas.microsoft.com/office/drawing/2017/model3d" xmlns:o="urn:schemas-microsoft-com:office:office" xmlns:oel="http://schemas.microsoft.com/office/2019/extlst" xmlns:r="http://schemas.openxmlformats.org/officeDocument/2006/relationships" xmlns:m="http://schemas.openxmlformats.org/officeDocument/2006/math" xmlns:v="urn:schemas-microsoft-com:vml" xmlns:wp14="http://schemas.microsoft.com/office/word/2010/wordprocessingDrawing" xmlns:wp="http://schemas.openxmlformats.org/drawingml/2006/wordprocessingDrawing" xmlns:w10="urn:schemas-microsoft-com:office:word" xmlns:w="http://schemas.openxmlformats.org/wordprocessingml/2006/main" xmlns:w14="http://schemas.microsoft.com/office/word/2010/wordml" xmlns:w15="http://schemas.microsoft.com/office/word/2012/wordml" xmlns:w16cex="http://schemas.microsoft.com/office/word/2018/wordml/cex" xmlns:w16cid="http://schemas.microsoft.com/office/word/2016/wordml/cid" xmlns:w16="http://schemas.microsoft.com/office/word/2018/wordml" xmlns:w16du="http://schemas.microsoft.com/office/word/2023/wordml/word16du" xmlns:w16sdtdh="http://schemas.microsoft.com/office/word/2020/wordml/sdtdatahash" xmlns:w16se="http://schemas.microsoft.com/office/word/2015/wordml/symex" xmlns:wpg="http://schemas.microsoft.com/office/word/2010/wordprocessingGroup" xmlns:wpi="http://schemas.microsoft.com/office/word/2010/wordprocessingInk" xmlns:wne="http://schemas.microsoft.com/office/word/2006/wordml" xmlns:wps="http://schemas.microsoft.com/office/word/2010/wordprocessingShape" mc:Ignorable="w14 w15 w16se w16cid w16 w16cex w16sdtdh w16du wp14">
+<w:ftr xmlns:wpc="http://schemas.microsoft.com/office/word/2010/wordprocessingCanvas" xmlns:cx="http://schemas.microsoft.com/office/drawing/2014/chartex" xmlns:cx1="http://schemas.microsoft.com/office/drawing/2015/9/8/chartex" xmlns:cx2="http://schemas.microsoft.com/office/drawing/2015/10/21/chartex" xmlns:cx3="http://schemas.microsoft.com/office/drawing/2016/5/9/chartex" xmlns:cx4="http://schemas.microsoft.com/office/drawing/2016/5/10/chartex" xmlns:cx5="http://schemas.microsoft.com/office/drawing/2016/5/11/chartex" xmlns:cx6="http://schemas.microsoft.com/office/drawing/2016/5/12/chartex" xmlns:cx7="http://schemas.microsoft.com/office/drawing/2016/5/13/chartex" xmlns:cx8="http://schemas.microsoft.com/office/drawing/2016/5/14/chartex" xmlns:mc="http://schemas.openxmlformats.org/markup-compatibility/2006" xmlns:aink="http://schemas.microsoft.com/office/drawing/2016/ink" xmlns:am3d="http://schemas.microsoft.com/office/drawing/2017/model3d" xmlns:o="urn:schemas-microsoft-com:office:office" xmlns:oel="http://schemas.microsoft.com/office/2019/extlst" xmlns:r="http://schemas.openxmlformats.org/officeDocument/2006/relationships" xmlns:m="http://schemas.openxmlformats.org/officeDocument/2006/math" xmlns:v="urn:schemas-microsoft-com:vml" xmlns:wp14="http://schemas.microsoft.com/office/word/2010/wordprocessingDrawing" xmlns:wp="http://schemas.openxmlformats.org/drawingml/2006/wordprocessingDrawing" xmlns:w10="urn:schemas-microsoft-com:office:word" xmlns:w="http://schemas.openxmlformats.org/wordprocessingml/2006/main" xmlns:w14="http://schemas.microsoft.com/office/word/2010/wordml" xmlns:w15="http://schemas.microsoft.com/office/word/2012/wordml" xmlns:w16cex="http://schemas.microsoft.com/office/word/2018/wordml/cex" xmlns:w16cid="http://schemas.microsoft.com/office/word/2016/wordml/cid" xmlns:w16="http://schemas.microsoft.com/office/word/2018/wordml" xmlns:w16du="http://schemas.microsoft.com/office/word/2023/wordml/word16du" xmlns:w16sdtdh="http://schemas.microsoft.com/office/word/2020/wordml/sdtdatahash" xmlns:w16sdtfl="http://schemas.microsoft.com/office/word/2024/wordml/sdtformatlock" xmlns:w16se="http://schemas.microsoft.com/office/word/2015/wordml/symex" xmlns:wpg="http://schemas.microsoft.com/office/word/2010/wordprocessingGroup" xmlns:wpi="http://schemas.microsoft.com/office/word/2010/wordprocessingInk" xmlns:wne="http://schemas.microsoft.com/office/word/2006/wordml" xmlns:wps="http://schemas.microsoft.com/office/word/2010/wordprocessingShape" mc:Ignorable="w14 w15 w16se w16cid w16 w16cex w16sdtdh w16sdtfl w16du wp14">
   <w:p>
     <w:pPr>
       <w:pStyle w:val="Footer"/>
@@ -1199,7 +1205,7 @@
 </file>
 
 <file path=word/footer2.xml><?xml version="1.0" encoding="utf-8"?>
-<w:ftr xmlns:wpc="http://schemas.microsoft.com/office/word/2010/wordprocessingCanvas" xmlns:cx="http://schemas.microsoft.com/office/drawing/2014/chartex" xmlns:cx1="http://schemas.microsoft.com/office/drawing/2015/9/8/chartex" xmlns:cx2="http://schemas.microsoft.com/office/drawing/2015/10/21/chartex" xmlns:cx3="http://schemas.microsoft.com/office/drawing/2016/5/9/chartex" xmlns:cx4="http://schemas.microsoft.com/office/drawing/2016/5/10/chartex" xmlns:cx5="http://schemas.microsoft.com/office/drawing/2016/5/11/chartex" xmlns:cx6="http://schemas.microsoft.com/office/drawing/2016/5/12/chartex" xmlns:cx7="http://schemas.microsoft.com/office/drawing/2016/5/13/chartex" xmlns:cx8="http://schemas.microsoft.com/office/drawing/2016/5/14/chartex" xmlns:mc="http://schemas.openxmlformats.org/markup-compatibility/2006" xmlns:aink="http://schemas.microsoft.com/office/drawing/2016/ink" xmlns:am3d="http://schemas.microsoft.com/office/drawing/2017/model3d" xmlns:o="urn:schemas-microsoft-com:office:office" xmlns:oel="http://schemas.microsoft.com/office/2019/extlst" xmlns:r="http://schemas.openxmlformats.org/officeDocument/2006/relationships" xmlns:m="http://schemas.openxmlformats.org/officeDocument/2006/math" xmlns:v="urn:schemas-microsoft-com:vml" xmlns:wp14="http://schemas.microsoft.com/office/word/2010/wordprocessingDrawing" xmlns:wp="http://schemas.openxmlformats.org/drawingml/2006/wordprocessingDrawing" xmlns:w10="urn:schemas-microsoft-com:office:word" xmlns:w="http://schemas.openxmlformats.org/wordprocessingml/2006/main" xmlns:w14="http://schemas.microsoft.com/office/word/2010/wordml" xmlns:w15="http://schemas.microsoft.com/office/word/2012/wordml" xmlns:w16cex="http://schemas.microsoft.com/office/word/2018/wordml/cex" xmlns:w16cid="http://schemas.microsoft.com/office/word/2016/wordml/cid" xmlns:w16="http://schemas.microsoft.com/office/word/2018/wordml" xmlns:w16du="http://schemas.microsoft.com/office/word/2023/wordml/word16du" xmlns:w16sdtdh="http://schemas.microsoft.com/office/word/2020/wordml/sdtdatahash" xmlns:w16se="http://schemas.microsoft.com/office/word/2015/wordml/symex" xmlns:wpg="http://schemas.microsoft.com/office/word/2010/wordprocessingGroup" xmlns:wpi="http://schemas.microsoft.com/office/word/2010/wordprocessingInk" xmlns:wne="http://schemas.microsoft.com/office/word/2006/wordml" xmlns:wps="http://schemas.microsoft.com/office/word/2010/wordprocessingShape" mc:Ignorable="w14 w15 w16se w16cid w16 w16cex w16sdtdh w16du wp14">
+<w:ftr xmlns:wpc="http://schemas.microsoft.com/office/word/2010/wordprocessingCanvas" xmlns:cx="http://schemas.microsoft.com/office/drawing/2014/chartex" xmlns:cx1="http://schemas.microsoft.com/office/drawing/2015/9/8/chartex" xmlns:cx2="http://schemas.microsoft.com/office/drawing/2015/10/21/chartex" xmlns:cx3="http://schemas.microsoft.com/office/drawing/2016/5/9/chartex" xmlns:cx4="http://schemas.microsoft.com/office/drawing/2016/5/10/chartex" xmlns:cx5="http://schemas.microsoft.com/office/drawing/2016/5/11/chartex" xmlns:cx6="http://schemas.microsoft.com/office/drawing/2016/5/12/chartex" xmlns:cx7="http://schemas.microsoft.com/office/drawing/2016/5/13/chartex" xmlns:cx8="http://schemas.microsoft.com/office/drawing/2016/5/14/chartex" xmlns:mc="http://schemas.openxmlformats.org/markup-compatibility/2006" xmlns:aink="http://schemas.microsoft.com/office/drawing/2016/ink" xmlns:am3d="http://schemas.microsoft.com/office/drawing/2017/model3d" xmlns:o="urn:schemas-microsoft-com:office:office" xmlns:oel="http://schemas.microsoft.com/office/2019/extlst" xmlns:r="http://schemas.openxmlformats.org/officeDocument/2006/relationships" xmlns:m="http://schemas.openxmlformats.org/officeDocument/2006/math" xmlns:v="urn:schemas-microsoft-com:vml" xmlns:wp14="http://schemas.microsoft.com/office/word/2010/wordprocessingDrawing" xmlns:wp="http://schemas.openxmlformats.org/drawingml/2006/wordprocessingDrawing" xmlns:w10="urn:schemas-microsoft-com:office:word" xmlns:w="http://schemas.openxmlformats.org/wordprocessingml/2006/main" xmlns:w14="http://schemas.microsoft.com/office/word/2010/wordml" xmlns:w15="http://schemas.microsoft.com/office/word/2012/wordml" xmlns:w16cex="http://schemas.microsoft.com/office/word/2018/wordml/cex" xmlns:w16cid="http://schemas.microsoft.com/office/word/2016/wordml/cid" xmlns:w16="http://schemas.microsoft.com/office/word/2018/wordml" xmlns:w16du="http://schemas.microsoft.com/office/word/2023/wordml/word16du" xmlns:w16sdtdh="http://schemas.microsoft.com/office/word/2020/wordml/sdtdatahash" xmlns:w16sdtfl="http://schemas.microsoft.com/office/word/2024/wordml/sdtformatlock" xmlns:w16se="http://schemas.microsoft.com/office/word/2015/wordml/symex" xmlns:wpg="http://schemas.microsoft.com/office/word/2010/wordprocessingGroup" xmlns:wpi="http://schemas.microsoft.com/office/word/2010/wordprocessingInk" xmlns:wne="http://schemas.microsoft.com/office/word/2006/wordml" xmlns:wps="http://schemas.microsoft.com/office/word/2010/wordprocessingShape" mc:Ignorable="w14 w15 w16se w16cid w16 w16cex w16sdtdh w16sdtfl w16du wp14">
   <w:p>
     <w:pPr>
       <w:pStyle w:val="Footer"/>
@@ -1292,7 +1298,7 @@
       <w:t>/</w:t>
     </w:r>
     <w:r>
-      <w:t>25</w:t>
+      <w:t>24</w:t>
     </w:r>
     <w:r>
       <w:t>/20</w:t>
@@ -1301,14 +1307,14 @@
       <w:t>2</w:t>
     </w:r>
     <w:r>
-      <w:t>4</w:t>
+      <w:t>5</w:t>
     </w:r>
   </w:p>
 </w:ftr>
 </file>
 
 <file path=word/footer3.xml><?xml version="1.0" encoding="utf-8"?>
-<w:ftr xmlns:wpc="http://schemas.microsoft.com/office/word/2010/wordprocessingCanvas" xmlns:cx="http://schemas.microsoft.com/office/drawing/2014/chartex" xmlns:cx1="http://schemas.microsoft.com/office/drawing/2015/9/8/chartex" xmlns:cx2="http://schemas.microsoft.com/office/drawing/2015/10/21/chartex" xmlns:cx3="http://schemas.microsoft.com/office/drawing/2016/5/9/chartex" xmlns:cx4="http://schemas.microsoft.com/office/drawing/2016/5/10/chartex" xmlns:cx5="http://schemas.microsoft.com/office/drawing/2016/5/11/chartex" xmlns:cx6="http://schemas.microsoft.com/office/drawing/2016/5/12/chartex" xmlns:cx7="http://schemas.microsoft.com/office/drawing/2016/5/13/chartex" xmlns:cx8="http://schemas.microsoft.com/office/drawing/2016/5/14/chartex" xmlns:mc="http://schemas.openxmlformats.org/markup-compatibility/2006" xmlns:aink="http://schemas.microsoft.com/office/drawing/2016/ink" xmlns:am3d="http://schemas.microsoft.com/office/drawing/2017/model3d" xmlns:o="urn:schemas-microsoft-com:office:office" xmlns:oel="http://schemas.microsoft.com/office/2019/extlst" xmlns:r="http://schemas.openxmlformats.org/officeDocument/2006/relationships" xmlns:m="http://schemas.openxmlformats.org/officeDocument/2006/math" xmlns:v="urn:schemas-microsoft-com:vml" xmlns:wp14="http://schemas.microsoft.com/office/word/2010/wordprocessingDrawing" xmlns:wp="http://schemas.openxmlformats.org/drawingml/2006/wordprocessingDrawing" xmlns:w10="urn:schemas-microsoft-com:office:word" xmlns:w="http://schemas.openxmlformats.org/wordprocessingml/2006/main" xmlns:w14="http://schemas.microsoft.com/office/word/2010/wordml" xmlns:w15="http://schemas.microsoft.com/office/word/2012/wordml" xmlns:w16cex="http://schemas.microsoft.com/office/word/2018/wordml/cex" xmlns:w16cid="http://schemas.microsoft.com/office/word/2016/wordml/cid" xmlns:w16="http://schemas.microsoft.com/office/word/2018/wordml" xmlns:w16du="http://schemas.microsoft.com/office/word/2023/wordml/word16du" xmlns:w16sdtdh="http://schemas.microsoft.com/office/word/2020/wordml/sdtdatahash" xmlns:w16se="http://schemas.microsoft.com/office/word/2015/wordml/symex" xmlns:wpg="http://schemas.microsoft.com/office/word/2010/wordprocessingGroup" xmlns:wpi="http://schemas.microsoft.com/office/word/2010/wordprocessingInk" xmlns:wne="http://schemas.microsoft.com/office/word/2006/wordml" xmlns:wps="http://schemas.microsoft.com/office/word/2010/wordprocessingShape" mc:Ignorable="w14 w15 w16se w16cid w16 w16cex w16sdtdh w16du wp14">
+<w:ftr xmlns:wpc="http://schemas.microsoft.com/office/word/2010/wordprocessingCanvas" xmlns:cx="http://schemas.microsoft.com/office/drawing/2014/chartex" xmlns:cx1="http://schemas.microsoft.com/office/drawing/2015/9/8/chartex" xmlns:cx2="http://schemas.microsoft.com/office/drawing/2015/10/21/chartex" xmlns:cx3="http://schemas.microsoft.com/office/drawing/2016/5/9/chartex" xmlns:cx4="http://schemas.microsoft.com/office/drawing/2016/5/10/chartex" xmlns:cx5="http://schemas.microsoft.com/office/drawing/2016/5/11/chartex" xmlns:cx6="http://schemas.microsoft.com/office/drawing/2016/5/12/chartex" xmlns:cx7="http://schemas.microsoft.com/office/drawing/2016/5/13/chartex" xmlns:cx8="http://schemas.microsoft.com/office/drawing/2016/5/14/chartex" xmlns:mc="http://schemas.openxmlformats.org/markup-compatibility/2006" xmlns:aink="http://schemas.microsoft.com/office/drawing/2016/ink" xmlns:am3d="http://schemas.microsoft.com/office/drawing/2017/model3d" xmlns:o="urn:schemas-microsoft-com:office:office" xmlns:oel="http://schemas.microsoft.com/office/2019/extlst" xmlns:r="http://schemas.openxmlformats.org/officeDocument/2006/relationships" xmlns:m="http://schemas.openxmlformats.org/officeDocument/2006/math" xmlns:v="urn:schemas-microsoft-com:vml" xmlns:wp14="http://schemas.microsoft.com/office/word/2010/wordprocessingDrawing" xmlns:wp="http://schemas.openxmlformats.org/drawingml/2006/wordprocessingDrawing" xmlns:w10="urn:schemas-microsoft-com:office:word" xmlns:w="http://schemas.openxmlformats.org/wordprocessingml/2006/main" xmlns:w14="http://schemas.microsoft.com/office/word/2010/wordml" xmlns:w15="http://schemas.microsoft.com/office/word/2012/wordml" xmlns:w16cex="http://schemas.microsoft.com/office/word/2018/wordml/cex" xmlns:w16cid="http://schemas.microsoft.com/office/word/2016/wordml/cid" xmlns:w16="http://schemas.microsoft.com/office/word/2018/wordml" xmlns:w16du="http://schemas.microsoft.com/office/word/2023/wordml/word16du" xmlns:w16sdtdh="http://schemas.microsoft.com/office/word/2020/wordml/sdtdatahash" xmlns:w16sdtfl="http://schemas.microsoft.com/office/word/2024/wordml/sdtformatlock" xmlns:w16se="http://schemas.microsoft.com/office/word/2015/wordml/symex" xmlns:wpg="http://schemas.microsoft.com/office/word/2010/wordprocessingGroup" xmlns:wpi="http://schemas.microsoft.com/office/word/2010/wordprocessingInk" xmlns:wne="http://schemas.microsoft.com/office/word/2006/wordml" xmlns:wps="http://schemas.microsoft.com/office/word/2010/wordprocessingShape" mc:Ignorable="w14 w15 w16se w16cid w16 w16cex w16sdtdh w16sdtfl w16du wp14">
   <w:p>
     <w:pPr>
       <w:pStyle w:val="Footer"/>
@@ -1318,7 +1324,7 @@
 </file>
 
 <file path=word/footnotes.xml><?xml version="1.0" encoding="utf-8"?>
-<w:footnotes xmlns:wpc="http://schemas.microsoft.com/office/word/2010/wordprocessingCanvas" xmlns:cx="http://schemas.microsoft.com/office/drawing/2014/chartex" xmlns:cx1="http://schemas.microsoft.com/office/drawing/2015/9/8/chartex" xmlns:cx2="http://schemas.microsoft.com/office/drawing/2015/10/21/chartex" xmlns:cx3="http://schemas.microsoft.com/office/drawing/2016/5/9/chartex" xmlns:cx4="http://schemas.microsoft.com/office/drawing/2016/5/10/chartex" xmlns:cx5="http://schemas.microsoft.com/office/drawing/2016/5/11/chartex" xmlns:cx6="http://schemas.microsoft.com/office/drawing/2016/5/12/chartex" xmlns:cx7="http://schemas.microsoft.com/office/drawing/2016/5/13/chartex" xmlns:cx8="http://schemas.microsoft.com/office/drawing/2016/5/14/chartex" xmlns:mc="http://schemas.openxmlformats.org/markup-compatibility/2006" xmlns:aink="http://schemas.microsoft.com/office/drawing/2016/ink" xmlns:am3d="http://schemas.microsoft.com/office/drawing/2017/model3d" xmlns:o="urn:schemas-microsoft-com:office:office" xmlns:oel="http://schemas.microsoft.com/office/2019/extlst" xmlns:r="http://schemas.openxmlformats.org/officeDocument/2006/relationships" xmlns:m="http://schemas.openxmlformats.org/officeDocument/2006/math" xmlns:v="urn:schemas-microsoft-com:vml" xmlns:wp14="http://schemas.microsoft.com/office/word/2010/wordprocessingDrawing" xmlns:wp="http://schemas.openxmlformats.org/drawingml/2006/wordprocessingDrawing" xmlns:w10="urn:schemas-microsoft-com:office:word" xmlns:w="http://schemas.openxmlformats.org/wordprocessingml/2006/main" xmlns:w14="http://schemas.microsoft.com/office/word/2010/wordml" xmlns:w15="http://schemas.microsoft.com/office/word/2012/wordml" xmlns:w16cex="http://schemas.microsoft.com/office/word/2018/wordml/cex" xmlns:w16cid="http://schemas.microsoft.com/office/word/2016/wordml/cid" xmlns:w16="http://schemas.microsoft.com/office/word/2018/wordml" xmlns:w16du="http://schemas.microsoft.com/office/word/2023/wordml/word16du" xmlns:w16sdtdh="http://schemas.microsoft.com/office/word/2020/wordml/sdtdatahash" xmlns:w16se="http://schemas.microsoft.com/office/word/2015/wordml/symex" xmlns:wpg="http://schemas.microsoft.com/office/word/2010/wordprocessingGroup" xmlns:wpi="http://schemas.microsoft.com/office/word/2010/wordprocessingInk" xmlns:wne="http://schemas.microsoft.com/office/word/2006/wordml" xmlns:wps="http://schemas.microsoft.com/office/word/2010/wordprocessingShape" mc:Ignorable="w14 w15 w16se w16cid w16 w16cex w16sdtdh w16du wp14">
+<w:footnotes xmlns:wpc="http://schemas.microsoft.com/office/word/2010/wordprocessingCanvas" xmlns:cx="http://schemas.microsoft.com/office/drawing/2014/chartex" xmlns:cx1="http://schemas.microsoft.com/office/drawing/2015/9/8/chartex" xmlns:cx2="http://schemas.microsoft.com/office/drawing/2015/10/21/chartex" xmlns:cx3="http://schemas.microsoft.com/office/drawing/2016/5/9/chartex" xmlns:cx4="http://schemas.microsoft.com/office/drawing/2016/5/10/chartex" xmlns:cx5="http://schemas.microsoft.com/office/drawing/2016/5/11/chartex" xmlns:cx6="http://schemas.microsoft.com/office/drawing/2016/5/12/chartex" xmlns:cx7="http://schemas.microsoft.com/office/drawing/2016/5/13/chartex" xmlns:cx8="http://schemas.microsoft.com/office/drawing/2016/5/14/chartex" xmlns:mc="http://schemas.openxmlformats.org/markup-compatibility/2006" xmlns:aink="http://schemas.microsoft.com/office/drawing/2016/ink" xmlns:am3d="http://schemas.microsoft.com/office/drawing/2017/model3d" xmlns:o="urn:schemas-microsoft-com:office:office" xmlns:oel="http://schemas.microsoft.com/office/2019/extlst" xmlns:r="http://schemas.openxmlformats.org/officeDocument/2006/relationships" xmlns:m="http://schemas.openxmlformats.org/officeDocument/2006/math" xmlns:v="urn:schemas-microsoft-com:vml" xmlns:wp14="http://schemas.microsoft.com/office/word/2010/wordprocessingDrawing" xmlns:wp="http://schemas.openxmlformats.org/drawingml/2006/wordprocessingDrawing" xmlns:w10="urn:schemas-microsoft-com:office:word" xmlns:w="http://schemas.openxmlformats.org/wordprocessingml/2006/main" xmlns:w14="http://schemas.microsoft.com/office/word/2010/wordml" xmlns:w15="http://schemas.microsoft.com/office/word/2012/wordml" xmlns:w16cex="http://schemas.microsoft.com/office/word/2018/wordml/cex" xmlns:w16cid="http://schemas.microsoft.com/office/word/2016/wordml/cid" xmlns:w16="http://schemas.microsoft.com/office/word/2018/wordml" xmlns:w16du="http://schemas.microsoft.com/office/word/2023/wordml/word16du" xmlns:w16sdtdh="http://schemas.microsoft.com/office/word/2020/wordml/sdtdatahash" xmlns:w16sdtfl="http://schemas.microsoft.com/office/word/2024/wordml/sdtformatlock" xmlns:w16se="http://schemas.microsoft.com/office/word/2015/wordml/symex" xmlns:wpg="http://schemas.microsoft.com/office/word/2010/wordprocessingGroup" xmlns:wpi="http://schemas.microsoft.com/office/word/2010/wordprocessingInk" xmlns:wne="http://schemas.microsoft.com/office/word/2006/wordml" xmlns:wps="http://schemas.microsoft.com/office/word/2010/wordprocessingShape" mc:Ignorable="w14 w15 w16se w16cid w16 w16cex w16sdtdh w16sdtfl w16du wp14">
   <w:footnote w:type="separator" w:id="-1">
     <w:p>
       <w:r>
@@ -1337,7 +1343,7 @@
 </file>
 
 <file path=word/header1.xml><?xml version="1.0" encoding="utf-8"?>
-<w:hdr xmlns:wpc="http://schemas.microsoft.com/office/word/2010/wordprocessingCanvas" xmlns:cx="http://schemas.microsoft.com/office/drawing/2014/chartex" xmlns:cx1="http://schemas.microsoft.com/office/drawing/2015/9/8/chartex" xmlns:cx2="http://schemas.microsoft.com/office/drawing/2015/10/21/chartex" xmlns:cx3="http://schemas.microsoft.com/office/drawing/2016/5/9/chartex" xmlns:cx4="http://schemas.microsoft.com/office/drawing/2016/5/10/chartex" xmlns:cx5="http://schemas.microsoft.com/office/drawing/2016/5/11/chartex" xmlns:cx6="http://schemas.microsoft.com/office/drawing/2016/5/12/chartex" xmlns:cx7="http://schemas.microsoft.com/office/drawing/2016/5/13/chartex" xmlns:cx8="http://schemas.microsoft.com/office/drawing/2016/5/14/chartex" xmlns:mc="http://schemas.openxmlformats.org/markup-compatibility/2006" xmlns:aink="http://schemas.microsoft.com/office/drawing/2016/ink" xmlns:am3d="http://schemas.microsoft.com/office/drawing/2017/model3d" xmlns:o="urn:schemas-microsoft-com:office:office" xmlns:oel="http://schemas.microsoft.com/office/2019/extlst" xmlns:r="http://schemas.openxmlformats.org/officeDocument/2006/relationships" xmlns:m="http://schemas.openxmlformats.org/officeDocument/2006/math" xmlns:v="urn:schemas-microsoft-com:vml" xmlns:wp14="http://schemas.microsoft.com/office/word/2010/wordprocessingDrawing" xmlns:wp="http://schemas.openxmlformats.org/drawingml/2006/wordprocessingDrawing" xmlns:w10="urn:schemas-microsoft-com:office:word" xmlns:w="http://schemas.openxmlformats.org/wordprocessingml/2006/main" xmlns:w14="http://schemas.microsoft.com/office/word/2010/wordml" xmlns:w15="http://schemas.microsoft.com/office/word/2012/wordml" xmlns:w16cex="http://schemas.microsoft.com/office/word/2018/wordml/cex" xmlns:w16cid="http://schemas.microsoft.com/office/word/2016/wordml/cid" xmlns:w16="http://schemas.microsoft.com/office/word/2018/wordml" xmlns:w16du="http://schemas.microsoft.com/office/word/2023/wordml/word16du" xmlns:w16sdtdh="http://schemas.microsoft.com/office/word/2020/wordml/sdtdatahash" xmlns:w16se="http://schemas.microsoft.com/office/word/2015/wordml/symex" xmlns:wpg="http://schemas.microsoft.com/office/word/2010/wordprocessingGroup" xmlns:wpi="http://schemas.microsoft.com/office/word/2010/wordprocessingInk" xmlns:wne="http://schemas.microsoft.com/office/word/2006/wordml" xmlns:wps="http://schemas.microsoft.com/office/word/2010/wordprocessingShape" mc:Ignorable="w14 w15 w16se w16cid w16 w16cex w16sdtdh w16du wp14">
+<w:hdr xmlns:wpc="http://schemas.microsoft.com/office/word/2010/wordprocessingCanvas" xmlns:cx="http://schemas.microsoft.com/office/drawing/2014/chartex" xmlns:cx1="http://schemas.microsoft.com/office/drawing/2015/9/8/chartex" xmlns:cx2="http://schemas.microsoft.com/office/drawing/2015/10/21/chartex" xmlns:cx3="http://schemas.microsoft.com/office/drawing/2016/5/9/chartex" xmlns:cx4="http://schemas.microsoft.com/office/drawing/2016/5/10/chartex" xmlns:cx5="http://schemas.microsoft.com/office/drawing/2016/5/11/chartex" xmlns:cx6="http://schemas.microsoft.com/office/drawing/2016/5/12/chartex" xmlns:cx7="http://schemas.microsoft.com/office/drawing/2016/5/13/chartex" xmlns:cx8="http://schemas.microsoft.com/office/drawing/2016/5/14/chartex" xmlns:mc="http://schemas.openxmlformats.org/markup-compatibility/2006" xmlns:aink="http://schemas.microsoft.com/office/drawing/2016/ink" xmlns:am3d="http://schemas.microsoft.com/office/drawing/2017/model3d" xmlns:o="urn:schemas-microsoft-com:office:office" xmlns:oel="http://schemas.microsoft.com/office/2019/extlst" xmlns:r="http://schemas.openxmlformats.org/officeDocument/2006/relationships" xmlns:m="http://schemas.openxmlformats.org/officeDocument/2006/math" xmlns:v="urn:schemas-microsoft-com:vml" xmlns:wp14="http://schemas.microsoft.com/office/word/2010/wordprocessingDrawing" xmlns:wp="http://schemas.openxmlformats.org/drawingml/2006/wordprocessingDrawing" xmlns:w10="urn:schemas-microsoft-com:office:word" xmlns:w="http://schemas.openxmlformats.org/wordprocessingml/2006/main" xmlns:w14="http://schemas.microsoft.com/office/word/2010/wordml" xmlns:w15="http://schemas.microsoft.com/office/word/2012/wordml" xmlns:w16cex="http://schemas.microsoft.com/office/word/2018/wordml/cex" xmlns:w16cid="http://schemas.microsoft.com/office/word/2016/wordml/cid" xmlns:w16="http://schemas.microsoft.com/office/word/2018/wordml" xmlns:w16du="http://schemas.microsoft.com/office/word/2023/wordml/word16du" xmlns:w16sdtdh="http://schemas.microsoft.com/office/word/2020/wordml/sdtdatahash" xmlns:w16sdtfl="http://schemas.microsoft.com/office/word/2024/wordml/sdtformatlock" xmlns:w16se="http://schemas.microsoft.com/office/word/2015/wordml/symex" xmlns:wpg="http://schemas.microsoft.com/office/word/2010/wordprocessingGroup" xmlns:wpi="http://schemas.microsoft.com/office/word/2010/wordprocessingInk" xmlns:wne="http://schemas.microsoft.com/office/word/2006/wordml" xmlns:wps="http://schemas.microsoft.com/office/word/2010/wordprocessingShape" mc:Ignorable="w14 w15 w16se w16cid w16 w16cex w16sdtdh w16sdtfl w16du wp14">
   <w:p>
     <w:pPr>
       <w:pStyle w:val="Header"/>
@@ -1347,7 +1353,7 @@
 </file>
 
 <file path=word/header2.xml><?xml version="1.0" encoding="utf-8"?>
-<w:hdr xmlns:wpc="http://schemas.microsoft.com/office/word/2010/wordprocessingCanvas" xmlns:cx="http://schemas.microsoft.com/office/drawing/2014/chartex" xmlns:cx1="http://schemas.microsoft.com/office/drawing/2015/9/8/chartex" xmlns:cx2="http://schemas.microsoft.com/office/drawing/2015/10/21/chartex" xmlns:cx3="http://schemas.microsoft.com/office/drawing/2016/5/9/chartex" xmlns:cx4="http://schemas.microsoft.com/office/drawing/2016/5/10/chartex" xmlns:cx5="http://schemas.microsoft.com/office/drawing/2016/5/11/chartex" xmlns:cx6="http://schemas.microsoft.com/office/drawing/2016/5/12/chartex" xmlns:cx7="http://schemas.microsoft.com/office/drawing/2016/5/13/chartex" xmlns:cx8="http://schemas.microsoft.com/office/drawing/2016/5/14/chartex" xmlns:mc="http://schemas.openxmlformats.org/markup-compatibility/2006" xmlns:aink="http://schemas.microsoft.com/office/drawing/2016/ink" xmlns:am3d="http://schemas.microsoft.com/office/drawing/2017/model3d" xmlns:o="urn:schemas-microsoft-com:office:office" xmlns:oel="http://schemas.microsoft.com/office/2019/extlst" xmlns:r="http://schemas.openxmlformats.org/officeDocument/2006/relationships" xmlns:m="http://schemas.openxmlformats.org/officeDocument/2006/math" xmlns:v="urn:schemas-microsoft-com:vml" xmlns:wp14="http://schemas.microsoft.com/office/word/2010/wordprocessingDrawing" xmlns:wp="http://schemas.openxmlformats.org/drawingml/2006/wordprocessingDrawing" xmlns:w10="urn:schemas-microsoft-com:office:word" xmlns:w="http://schemas.openxmlformats.org/wordprocessingml/2006/main" xmlns:w14="http://schemas.microsoft.com/office/word/2010/wordml" xmlns:w15="http://schemas.microsoft.com/office/word/2012/wordml" xmlns:w16cex="http://schemas.microsoft.com/office/word/2018/wordml/cex" xmlns:w16cid="http://schemas.microsoft.com/office/word/2016/wordml/cid" xmlns:w16="http://schemas.microsoft.com/office/word/2018/wordml" xmlns:w16du="http://schemas.microsoft.com/office/word/2023/wordml/word16du" xmlns:w16sdtdh="http://schemas.microsoft.com/office/word/2020/wordml/sdtdatahash" xmlns:w16se="http://schemas.microsoft.com/office/word/2015/wordml/symex" xmlns:wpg="http://schemas.microsoft.com/office/word/2010/wordprocessingGroup" xmlns:wpi="http://schemas.microsoft.com/office/word/2010/wordprocessingInk" xmlns:wne="http://schemas.microsoft.com/office/word/2006/wordml" xmlns:wps="http://schemas.microsoft.com/office/word/2010/wordprocessingShape" mc:Ignorable="w14 w15 w16se w16cid w16 w16cex w16sdtdh w16du wp14">
+<w:hdr xmlns:wpc="http://schemas.microsoft.com/office/word/2010/wordprocessingCanvas" xmlns:cx="http://schemas.microsoft.com/office/drawing/2014/chartex" xmlns:cx1="http://schemas.microsoft.com/office/drawing/2015/9/8/chartex" xmlns:cx2="http://schemas.microsoft.com/office/drawing/2015/10/21/chartex" xmlns:cx3="http://schemas.microsoft.com/office/drawing/2016/5/9/chartex" xmlns:cx4="http://schemas.microsoft.com/office/drawing/2016/5/10/chartex" xmlns:cx5="http://schemas.microsoft.com/office/drawing/2016/5/11/chartex" xmlns:cx6="http://schemas.microsoft.com/office/drawing/2016/5/12/chartex" xmlns:cx7="http://schemas.microsoft.com/office/drawing/2016/5/13/chartex" xmlns:cx8="http://schemas.microsoft.com/office/drawing/2016/5/14/chartex" xmlns:mc="http://schemas.openxmlformats.org/markup-compatibility/2006" xmlns:aink="http://schemas.microsoft.com/office/drawing/2016/ink" xmlns:am3d="http://schemas.microsoft.com/office/drawing/2017/model3d" xmlns:o="urn:schemas-microsoft-com:office:office" xmlns:oel="http://schemas.microsoft.com/office/2019/extlst" xmlns:r="http://schemas.openxmlformats.org/officeDocument/2006/relationships" xmlns:m="http://schemas.openxmlformats.org/officeDocument/2006/math" xmlns:v="urn:schemas-microsoft-com:vml" xmlns:wp14="http://schemas.microsoft.com/office/word/2010/wordprocessingDrawing" xmlns:wp="http://schemas.openxmlformats.org/drawingml/2006/wordprocessingDrawing" xmlns:w10="urn:schemas-microsoft-com:office:word" xmlns:w="http://schemas.openxmlformats.org/wordprocessingml/2006/main" xmlns:w14="http://schemas.microsoft.com/office/word/2010/wordml" xmlns:w15="http://schemas.microsoft.com/office/word/2012/wordml" xmlns:w16cex="http://schemas.microsoft.com/office/word/2018/wordml/cex" xmlns:w16cid="http://schemas.microsoft.com/office/word/2016/wordml/cid" xmlns:w16="http://schemas.microsoft.com/office/word/2018/wordml" xmlns:w16du="http://schemas.microsoft.com/office/word/2023/wordml/word16du" xmlns:w16sdtdh="http://schemas.microsoft.com/office/word/2020/wordml/sdtdatahash" xmlns:w16sdtfl="http://schemas.microsoft.com/office/word/2024/wordml/sdtformatlock" xmlns:w16se="http://schemas.microsoft.com/office/word/2015/wordml/symex" xmlns:wpg="http://schemas.microsoft.com/office/word/2010/wordprocessingGroup" xmlns:wpi="http://schemas.microsoft.com/office/word/2010/wordprocessingInk" xmlns:wne="http://schemas.microsoft.com/office/word/2006/wordml" xmlns:wps="http://schemas.microsoft.com/office/word/2010/wordprocessingShape" mc:Ignorable="w14 w15 w16se w16cid w16 w16cex w16sdtdh w16sdtfl w16du wp14">
   <w:p>
     <w:pPr>
       <w:pStyle w:val="Header"/>
@@ -1357,7 +1363,7 @@
 </file>
 
 <file path=word/header3.xml><?xml version="1.0" encoding="utf-8"?>
-<w:hdr xmlns:wpc="http://schemas.microsoft.com/office/word/2010/wordprocessingCanvas" xmlns:cx="http://schemas.microsoft.com/office/drawing/2014/chartex" xmlns:cx1="http://schemas.microsoft.com/office/drawing/2015/9/8/chartex" xmlns:cx2="http://schemas.microsoft.com/office/drawing/2015/10/21/chartex" xmlns:cx3="http://schemas.microsoft.com/office/drawing/2016/5/9/chartex" xmlns:cx4="http://schemas.microsoft.com/office/drawing/2016/5/10/chartex" xmlns:cx5="http://schemas.microsoft.com/office/drawing/2016/5/11/chartex" xmlns:cx6="http://schemas.microsoft.com/office/drawing/2016/5/12/chartex" xmlns:cx7="http://schemas.microsoft.com/office/drawing/2016/5/13/chartex" xmlns:cx8="http://schemas.microsoft.com/office/drawing/2016/5/14/chartex" xmlns:mc="http://schemas.openxmlformats.org/markup-compatibility/2006" xmlns:aink="http://schemas.microsoft.com/office/drawing/2016/ink" xmlns:am3d="http://schemas.microsoft.com/office/drawing/2017/model3d" xmlns:o="urn:schemas-microsoft-com:office:office" xmlns:oel="http://schemas.microsoft.com/office/2019/extlst" xmlns:r="http://schemas.openxmlformats.org/officeDocument/2006/relationships" xmlns:m="http://schemas.openxmlformats.org/officeDocument/2006/math" xmlns:v="urn:schemas-microsoft-com:vml" xmlns:wp14="http://schemas.microsoft.com/office/word/2010/wordprocessingDrawing" xmlns:wp="http://schemas.openxmlformats.org/drawingml/2006/wordprocessingDrawing" xmlns:w10="urn:schemas-microsoft-com:office:word" xmlns:w="http://schemas.openxmlformats.org/wordprocessingml/2006/main" xmlns:w14="http://schemas.microsoft.com/office/word/2010/wordml" xmlns:w15="http://schemas.microsoft.com/office/word/2012/wordml" xmlns:w16cex="http://schemas.microsoft.com/office/word/2018/wordml/cex" xmlns:w16cid="http://schemas.microsoft.com/office/word/2016/wordml/cid" xmlns:w16="http://schemas.microsoft.com/office/word/2018/wordml" xmlns:w16du="http://schemas.microsoft.com/office/word/2023/wordml/word16du" xmlns:w16sdtdh="http://schemas.microsoft.com/office/word/2020/wordml/sdtdatahash" xmlns:w16se="http://schemas.microsoft.com/office/word/2015/wordml/symex" xmlns:wpg="http://schemas.microsoft.com/office/word/2010/wordprocessingGroup" xmlns:wpi="http://schemas.microsoft.com/office/word/2010/wordprocessingInk" xmlns:wne="http://schemas.microsoft.com/office/word/2006/wordml" xmlns:wps="http://schemas.microsoft.com/office/word/2010/wordprocessingShape" mc:Ignorable="w14 w15 w16se w16cid w16 w16cex w16sdtdh w16du wp14">
+<w:hdr xmlns:wpc="http://schemas.microsoft.com/office/word/2010/wordprocessingCanvas" xmlns:cx="http://schemas.microsoft.com/office/drawing/2014/chartex" xmlns:cx1="http://schemas.microsoft.com/office/drawing/2015/9/8/chartex" xmlns:cx2="http://schemas.microsoft.com/office/drawing/2015/10/21/chartex" xmlns:cx3="http://schemas.microsoft.com/office/drawing/2016/5/9/chartex" xmlns:cx4="http://schemas.microsoft.com/office/drawing/2016/5/10/chartex" xmlns:cx5="http://schemas.microsoft.com/office/drawing/2016/5/11/chartex" xmlns:cx6="http://schemas.microsoft.com/office/drawing/2016/5/12/chartex" xmlns:cx7="http://schemas.microsoft.com/office/drawing/2016/5/13/chartex" xmlns:cx8="http://schemas.microsoft.com/office/drawing/2016/5/14/chartex" xmlns:mc="http://schemas.openxmlformats.org/markup-compatibility/2006" xmlns:aink="http://schemas.microsoft.com/office/drawing/2016/ink" xmlns:am3d="http://schemas.microsoft.com/office/drawing/2017/model3d" xmlns:o="urn:schemas-microsoft-com:office:office" xmlns:oel="http://schemas.microsoft.com/office/2019/extlst" xmlns:r="http://schemas.openxmlformats.org/officeDocument/2006/relationships" xmlns:m="http://schemas.openxmlformats.org/officeDocument/2006/math" xmlns:v="urn:schemas-microsoft-com:vml" xmlns:wp14="http://schemas.microsoft.com/office/word/2010/wordprocessingDrawing" xmlns:wp="http://schemas.openxmlformats.org/drawingml/2006/wordprocessingDrawing" xmlns:w10="urn:schemas-microsoft-com:office:word" xmlns:w="http://schemas.openxmlformats.org/wordprocessingml/2006/main" xmlns:w14="http://schemas.microsoft.com/office/word/2010/wordml" xmlns:w15="http://schemas.microsoft.com/office/word/2012/wordml" xmlns:w16cex="http://schemas.microsoft.com/office/word/2018/wordml/cex" xmlns:w16cid="http://schemas.microsoft.com/office/word/2016/wordml/cid" xmlns:w16="http://schemas.microsoft.com/office/word/2018/wordml" xmlns:w16du="http://schemas.microsoft.com/office/word/2023/wordml/word16du" xmlns:w16sdtdh="http://schemas.microsoft.com/office/word/2020/wordml/sdtdatahash" xmlns:w16sdtfl="http://schemas.microsoft.com/office/word/2024/wordml/sdtformatlock" xmlns:w16se="http://schemas.microsoft.com/office/word/2015/wordml/symex" xmlns:wpg="http://schemas.microsoft.com/office/word/2010/wordprocessingGroup" xmlns:wpi="http://schemas.microsoft.com/office/word/2010/wordprocessingInk" xmlns:wne="http://schemas.microsoft.com/office/word/2006/wordml" xmlns:wps="http://schemas.microsoft.com/office/word/2010/wordprocessingShape" mc:Ignorable="w14 w15 w16se w16cid w16 w16cex w16sdtdh w16sdtfl w16du wp14">
   <w:p>
     <w:pPr>
       <w:pStyle w:val="Header"/>
@@ -1367,7 +1373,7 @@
 </file>
 
 <file path=word/numbering.xml><?xml version="1.0" encoding="utf-8"?>
-<w:numbering xmlns:wpc="http://schemas.microsoft.com/office/word/2010/wordprocessingCanvas" xmlns:cx="http://schemas.microsoft.com/office/drawing/2014/chartex" xmlns:cx1="http://schemas.microsoft.com/office/drawing/2015/9/8/chartex" xmlns:cx2="http://schemas.microsoft.com/office/drawing/2015/10/21/chartex" xmlns:cx3="http://schemas.microsoft.com/office/drawing/2016/5/9/chartex" xmlns:cx4="http://schemas.microsoft.com/office/drawing/2016/5/10/chartex" xmlns:cx5="http://schemas.microsoft.com/office/drawing/2016/5/11/chartex" xmlns:cx6="http://schemas.microsoft.com/office/drawing/2016/5/12/chartex" xmlns:cx7="http://schemas.microsoft.com/office/drawing/2016/5/13/chartex" xmlns:cx8="http://schemas.microsoft.com/office/drawing/2016/5/14/chartex" xmlns:mc="http://schemas.openxmlformats.org/markup-compatibility/2006" xmlns:aink="http://schemas.microsoft.com/office/drawing/2016/ink" xmlns:am3d="http://schemas.microsoft.com/office/drawing/2017/model3d" xmlns:o="urn:schemas-microsoft-com:office:office" xmlns:oel="http://schemas.microsoft.com/office/2019/extlst" xmlns:r="http://schemas.openxmlformats.org/officeDocument/2006/relationships" xmlns:m="http://schemas.openxmlformats.org/officeDocument/2006/math" xmlns:v="urn:schemas-microsoft-com:vml" xmlns:wp14="http://schemas.microsoft.com/office/word/2010/wordprocessingDrawing" xmlns:wp="http://schemas.openxmlformats.org/drawingml/2006/wordprocessingDrawing" xmlns:w10="urn:schemas-microsoft-com:office:word" xmlns:w="http://schemas.openxmlformats.org/wordprocessingml/2006/main" xmlns:w14="http://schemas.microsoft.com/office/word/2010/wordml" xmlns:w15="http://schemas.microsoft.com/office/word/2012/wordml" xmlns:w16cex="http://schemas.microsoft.com/office/word/2018/wordml/cex" xmlns:w16cid="http://schemas.microsoft.com/office/word/2016/wordml/cid" xmlns:w16="http://schemas.microsoft.com/office/word/2018/wordml" xmlns:w16du="http://schemas.microsoft.com/office/word/2023/wordml/word16du" xmlns:w16sdtdh="http://schemas.microsoft.com/office/word/2020/wordml/sdtdatahash" xmlns:w16se="http://schemas.microsoft.com/office/word/2015/wordml/symex" xmlns:wpg="http://schemas.microsoft.com/office/word/2010/wordprocessingGroup" xmlns:wpi="http://schemas.microsoft.com/office/word/2010/wordprocessingInk" xmlns:wne="http://schemas.microsoft.com/office/word/2006/wordml" xmlns:wps="http://schemas.microsoft.com/office/word/2010/wordprocessingShape" mc:Ignorable="w14 w15 w16se w16cid w16 w16cex w16sdtdh w16du wp14">
+<w:numbering xmlns:wpc="http://schemas.microsoft.com/office/word/2010/wordprocessingCanvas" xmlns:cx="http://schemas.microsoft.com/office/drawing/2014/chartex" xmlns:cx1="http://schemas.microsoft.com/office/drawing/2015/9/8/chartex" xmlns:cx2="http://schemas.microsoft.com/office/drawing/2015/10/21/chartex" xmlns:cx3="http://schemas.microsoft.com/office/drawing/2016/5/9/chartex" xmlns:cx4="http://schemas.microsoft.com/office/drawing/2016/5/10/chartex" xmlns:cx5="http://schemas.microsoft.com/office/drawing/2016/5/11/chartex" xmlns:cx6="http://schemas.microsoft.com/office/drawing/2016/5/12/chartex" xmlns:cx7="http://schemas.microsoft.com/office/drawing/2016/5/13/chartex" xmlns:cx8="http://schemas.microsoft.com/office/drawing/2016/5/14/chartex" xmlns:mc="http://schemas.openxmlformats.org/markup-compatibility/2006" xmlns:aink="http://schemas.microsoft.com/office/drawing/2016/ink" xmlns:am3d="http://schemas.microsoft.com/office/drawing/2017/model3d" xmlns:o="urn:schemas-microsoft-com:office:office" xmlns:oel="http://schemas.microsoft.com/office/2019/extlst" xmlns:r="http://schemas.openxmlformats.org/officeDocument/2006/relationships" xmlns:m="http://schemas.openxmlformats.org/officeDocument/2006/math" xmlns:v="urn:schemas-microsoft-com:vml" xmlns:wp14="http://schemas.microsoft.com/office/word/2010/wordprocessingDrawing" xmlns:wp="http://schemas.openxmlformats.org/drawingml/2006/wordprocessingDrawing" xmlns:w10="urn:schemas-microsoft-com:office:word" xmlns:w="http://schemas.openxmlformats.org/wordprocessingml/2006/main" xmlns:w14="http://schemas.microsoft.com/office/word/2010/wordml" xmlns:w15="http://schemas.microsoft.com/office/word/2012/wordml" xmlns:w16cex="http://schemas.microsoft.com/office/word/2018/wordml/cex" xmlns:w16cid="http://schemas.microsoft.com/office/word/2016/wordml/cid" xmlns:w16="http://schemas.microsoft.com/office/word/2018/wordml" xmlns:w16du="http://schemas.microsoft.com/office/word/2023/wordml/word16du" xmlns:w16sdtdh="http://schemas.microsoft.com/office/word/2020/wordml/sdtdatahash" xmlns:w16sdtfl="http://schemas.microsoft.com/office/word/2024/wordml/sdtformatlock" xmlns:w16se="http://schemas.microsoft.com/office/word/2015/wordml/symex" xmlns:wpg="http://schemas.microsoft.com/office/word/2010/wordprocessingGroup" xmlns:wpi="http://schemas.microsoft.com/office/word/2010/wordprocessingInk" xmlns:wne="http://schemas.microsoft.com/office/word/2006/wordml" xmlns:wps="http://schemas.microsoft.com/office/word/2010/wordprocessingShape" mc:Ignorable="w14 w15 w16se w16cid w16 w16cex w16sdtdh w16sdtfl w16du wp14">
   <w:abstractNum w:abstractNumId="0" w15:restartNumberingAfterBreak="0">
     <w:nsid w:val="03904AB7"/>
     <w:multiLevelType w:val="multilevel"/>
@@ -6903,7 +6909,7 @@
 </file>
 
 <file path=word/styles.xml><?xml version="1.0" encoding="utf-8"?>
-<w:styles xmlns:mc="http://schemas.openxmlformats.org/markup-compatibility/2006" xmlns:r="http://schemas.openxmlformats.org/officeDocument/2006/relationships" xmlns:w="http://schemas.openxmlformats.org/wordprocessingml/2006/main" xmlns:w14="http://schemas.microsoft.com/office/word/2010/wordml" xmlns:w15="http://schemas.microsoft.com/office/word/2012/wordml" xmlns:w16cex="http://schemas.microsoft.com/office/word/2018/wordml/cex" xmlns:w16cid="http://schemas.microsoft.com/office/word/2016/wordml/cid" xmlns:w16="http://schemas.microsoft.com/office/word/2018/wordml" xmlns:w16du="http://schemas.microsoft.com/office/word/2023/wordml/word16du" xmlns:w16sdtdh="http://schemas.microsoft.com/office/word/2020/wordml/sdtdatahash" xmlns:w16se="http://schemas.microsoft.com/office/word/2015/wordml/symex" mc:Ignorable="w14 w15 w16se w16cid w16 w16cex w16sdtdh w16du">
+<w:styles xmlns:mc="http://schemas.openxmlformats.org/markup-compatibility/2006" xmlns:r="http://schemas.openxmlformats.org/officeDocument/2006/relationships" xmlns:w="http://schemas.openxmlformats.org/wordprocessingml/2006/main" xmlns:w14="http://schemas.microsoft.com/office/word/2010/wordml" xmlns:w15="http://schemas.microsoft.com/office/word/2012/wordml" xmlns:w16cex="http://schemas.microsoft.com/office/word/2018/wordml/cex" xmlns:w16cid="http://schemas.microsoft.com/office/word/2016/wordml/cid" xmlns:w16="http://schemas.microsoft.com/office/word/2018/wordml" xmlns:w16du="http://schemas.microsoft.com/office/word/2023/wordml/word16du" xmlns:w16sdtdh="http://schemas.microsoft.com/office/word/2020/wordml/sdtdatahash" xmlns:w16sdtfl="http://schemas.microsoft.com/office/word/2024/wordml/sdtformatlock" xmlns:w16se="http://schemas.microsoft.com/office/word/2015/wordml/symex" mc:Ignorable="w14 w15 w16se w16cid w16 w16cex w16sdtdh w16sdtfl w16du">
   <w:docDefaults>
     <w:rPrDefault>
       <w:rPr>
@@ -7294,7 +7300,7 @@
   <w:style w:type="paragraph" w:default="1" w:styleId="Normal">
     <w:name w:val="Normal"/>
     <w:qFormat/>
-    <w:rsid w:val="004B09CC"/>
+    <w:rsid w:val="00E85B17"/>
     <w:pPr>
       <w:spacing w:before="160" w:after="80" w:line="336" w:lineRule="auto"/>
     </w:pPr>
@@ -7309,7 +7315,7 @@
     <w:next w:val="Normal"/>
     <w:link w:val="Heading1Char"/>
     <w:qFormat/>
-    <w:rsid w:val="004B09CC"/>
+    <w:rsid w:val="00E85B17"/>
     <w:pPr>
       <w:keepNext/>
       <w:spacing w:before="400" w:after="200" w:line="240" w:lineRule="auto"/>
@@ -7329,7 +7335,7 @@
     <w:next w:val="Normal"/>
     <w:link w:val="Heading2Char"/>
     <w:qFormat/>
-    <w:rsid w:val="004B09CC"/>
+    <w:rsid w:val="00E85B17"/>
     <w:pPr>
       <w:keepNext/>
       <w:pBdr>
@@ -7352,7 +7358,7 @@
     <w:basedOn w:val="Normal"/>
     <w:next w:val="Normal"/>
     <w:qFormat/>
-    <w:rsid w:val="004B09CC"/>
+    <w:rsid w:val="00E85B17"/>
     <w:pPr>
       <w:keepNext/>
       <w:autoSpaceDE w:val="0"/>
@@ -7373,7 +7379,7 @@
     <w:uiPriority w:val="1"/>
     <w:semiHidden/>
     <w:unhideWhenUsed/>
-    <w:rsid w:val="004B09CC"/>
+    <w:rsid w:val="00E85B17"/>
   </w:style>
   <w:style w:type="table" w:default="1" w:styleId="TableNormal">
     <w:name w:val="Normal Table"/>
@@ -7395,12 +7401,12 @@
     <w:uiPriority w:val="99"/>
     <w:semiHidden/>
     <w:unhideWhenUsed/>
-    <w:rsid w:val="004B09CC"/>
+    <w:rsid w:val="00E85B17"/>
   </w:style>
   <w:style w:type="paragraph" w:styleId="Footer">
     <w:name w:val="footer"/>
     <w:basedOn w:val="Normal"/>
-    <w:rsid w:val="004B09CC"/>
+    <w:rsid w:val="00E85B17"/>
     <w:pPr>
       <w:pBdr>
         <w:top w:val="single" w:sz="4" w:space="1" w:color="auto"/>
@@ -7418,7 +7424,7 @@
   <w:style w:type="paragraph" w:styleId="Header">
     <w:name w:val="header"/>
     <w:basedOn w:val="Normal"/>
-    <w:rsid w:val="004B09CC"/>
+    <w:rsid w:val="00E85B17"/>
     <w:pPr>
       <w:tabs>
         <w:tab w:val="left" w:pos="5040"/>
@@ -7432,7 +7438,7 @@
   <w:style w:type="paragraph" w:customStyle="1" w:styleId="Outlinenumbering">
     <w:name w:val="Outline numbering"/>
     <w:basedOn w:val="Normal"/>
-    <w:rsid w:val="004B09CC"/>
+    <w:rsid w:val="00E85B17"/>
     <w:pPr>
       <w:numPr>
         <w:numId w:val="1"/>
@@ -7450,7 +7456,7 @@
   <w:style w:type="paragraph" w:customStyle="1" w:styleId="NumberedHeading2">
     <w:name w:val="Numbered Heading 2"/>
     <w:basedOn w:val="Normal"/>
-    <w:rsid w:val="004B09CC"/>
+    <w:rsid w:val="00E85B17"/>
     <w:pPr>
       <w:numPr>
         <w:numId w:val="2"/>
@@ -7460,11 +7466,11 @@
   <w:style w:type="character" w:styleId="PageNumber">
     <w:name w:val="page number"/>
     <w:basedOn w:val="DefaultParagraphFont"/>
-    <w:rsid w:val="004B09CC"/>
+    <w:rsid w:val="00E85B17"/>
   </w:style>
   <w:style w:type="character" w:styleId="Hyperlink">
     <w:name w:val="Hyperlink"/>
-    <w:rsid w:val="004B09CC"/>
+    <w:rsid w:val="00E85B17"/>
     <w:rPr>
       <w:color w:val="0000FF"/>
       <w:u w:val="single"/>
@@ -7472,7 +7478,7 @@
   </w:style>
   <w:style w:type="character" w:styleId="FollowedHyperlink">
     <w:name w:val="FollowedHyperlink"/>
-    <w:rsid w:val="004B09CC"/>
+    <w:rsid w:val="00E85B17"/>
     <w:rPr>
       <w:color w:val="800080"/>
       <w:u w:val="single"/>
@@ -7483,7 +7489,7 @@
     <w:basedOn w:val="Normal"/>
     <w:uiPriority w:val="34"/>
     <w:qFormat/>
-    <w:rsid w:val="004B09CC"/>
+    <w:rsid w:val="00E85B17"/>
     <w:pPr>
       <w:ind w:left="720"/>
     </w:pPr>
@@ -7514,7 +7520,7 @@
     <w:uiPriority w:val="39"/>
     <w:unhideWhenUsed/>
     <w:qFormat/>
-    <w:rsid w:val="004B09CC"/>
+    <w:rsid w:val="00E85B17"/>
     <w:pPr>
       <w:keepLines/>
       <w:spacing w:after="0" w:line="259" w:lineRule="auto"/>
@@ -7531,7 +7537,7 @@
     <w:name w:val="Code"/>
     <w:basedOn w:val="Normal"/>
     <w:qFormat/>
-    <w:rsid w:val="004B09CC"/>
+    <w:rsid w:val="00E85B17"/>
     <w:pPr>
       <w:spacing w:before="80" w:line="240" w:lineRule="auto"/>
     </w:pPr>
@@ -7547,7 +7553,7 @@
     <w:uiPriority w:val="39"/>
     <w:semiHidden/>
     <w:unhideWhenUsed/>
-    <w:rsid w:val="004B09CC"/>
+    <w:rsid w:val="00E85B17"/>
     <w:pPr>
       <w:spacing w:after="100" w:line="240" w:lineRule="auto"/>
     </w:pPr>
@@ -7560,7 +7566,7 @@
     <w:uiPriority w:val="39"/>
     <w:semiHidden/>
     <w:unhideWhenUsed/>
-    <w:rsid w:val="004B09CC"/>
+    <w:rsid w:val="00E85B17"/>
     <w:pPr>
       <w:spacing w:after="100" w:line="240" w:lineRule="auto"/>
       <w:ind w:left="202"/>
@@ -7574,7 +7580,7 @@
     <w:uiPriority w:val="39"/>
     <w:semiHidden/>
     <w:unhideWhenUsed/>
-    <w:rsid w:val="004B09CC"/>
+    <w:rsid w:val="00E85B17"/>
     <w:pPr>
       <w:spacing w:after="100" w:line="240" w:lineRule="auto"/>
       <w:ind w:left="403"/>
@@ -7622,7 +7628,7 @@
 </file>
 
 <file path=word/glossary/document.xml><?xml version="1.0" encoding="utf-8"?>
-<w:glossaryDocument xmlns:wpc="http://schemas.microsoft.com/office/word/2010/wordprocessingCanvas" xmlns:cx="http://schemas.microsoft.com/office/drawing/2014/chartex" xmlns:cx1="http://schemas.microsoft.com/office/drawing/2015/9/8/chartex" xmlns:cx2="http://schemas.microsoft.com/office/drawing/2015/10/21/chartex" xmlns:cx3="http://schemas.microsoft.com/office/drawing/2016/5/9/chartex" xmlns:cx4="http://schemas.microsoft.com/office/drawing/2016/5/10/chartex" xmlns:cx5="http://schemas.microsoft.com/office/drawing/2016/5/11/chartex" xmlns:cx6="http://schemas.microsoft.com/office/drawing/2016/5/12/chartex" xmlns:cx7="http://schemas.microsoft.com/office/drawing/2016/5/13/chartex" xmlns:cx8="http://schemas.microsoft.com/office/drawing/2016/5/14/chartex" xmlns:mc="http://schemas.openxmlformats.org/markup-compatibility/2006" xmlns:aink="http://schemas.microsoft.com/office/drawing/2016/ink" xmlns:am3d="http://schemas.microsoft.com/office/drawing/2017/model3d" xmlns:o="urn:schemas-microsoft-com:office:office" xmlns:oel="http://schemas.microsoft.com/office/2019/extlst" xmlns:r="http://schemas.openxmlformats.org/officeDocument/2006/relationships" xmlns:m="http://schemas.openxmlformats.org/officeDocument/2006/math" xmlns:v="urn:schemas-microsoft-com:vml" xmlns:wp14="http://schemas.microsoft.com/office/word/2010/wordprocessingDrawing" xmlns:wp="http://schemas.openxmlformats.org/drawingml/2006/wordprocessingDrawing" xmlns:w10="urn:schemas-microsoft-com:office:word" xmlns:w="http://schemas.openxmlformats.org/wordprocessingml/2006/main" xmlns:w14="http://schemas.microsoft.com/office/word/2010/wordml" xmlns:w15="http://schemas.microsoft.com/office/word/2012/wordml" xmlns:w16cex="http://schemas.microsoft.com/office/word/2018/wordml/cex" xmlns:w16cid="http://schemas.microsoft.com/office/word/2016/wordml/cid" xmlns:w16="http://schemas.microsoft.com/office/word/2018/wordml" xmlns:w16du="http://schemas.microsoft.com/office/word/2023/wordml/word16du" xmlns:w16sdtdh="http://schemas.microsoft.com/office/word/2020/wordml/sdtdatahash" xmlns:w16se="http://schemas.microsoft.com/office/word/2015/wordml/symex" xmlns:wpg="http://schemas.microsoft.com/office/word/2010/wordprocessingGroup" xmlns:wpi="http://schemas.microsoft.com/office/word/2010/wordprocessingInk" xmlns:wne="http://schemas.microsoft.com/office/word/2006/wordml" xmlns:wps="http://schemas.microsoft.com/office/word/2010/wordprocessingShape" mc:Ignorable="w14 w15 w16se w16cid w16 w16cex w16sdtdh w16du wp14">
+<w:glossaryDocument xmlns:wpc="http://schemas.microsoft.com/office/word/2010/wordprocessingCanvas" xmlns:cx="http://schemas.microsoft.com/office/drawing/2014/chartex" xmlns:cx1="http://schemas.microsoft.com/office/drawing/2015/9/8/chartex" xmlns:cx2="http://schemas.microsoft.com/office/drawing/2015/10/21/chartex" xmlns:cx3="http://schemas.microsoft.com/office/drawing/2016/5/9/chartex" xmlns:cx4="http://schemas.microsoft.com/office/drawing/2016/5/10/chartex" xmlns:cx5="http://schemas.microsoft.com/office/drawing/2016/5/11/chartex" xmlns:cx6="http://schemas.microsoft.com/office/drawing/2016/5/12/chartex" xmlns:cx7="http://schemas.microsoft.com/office/drawing/2016/5/13/chartex" xmlns:cx8="http://schemas.microsoft.com/office/drawing/2016/5/14/chartex" xmlns:mc="http://schemas.openxmlformats.org/markup-compatibility/2006" xmlns:aink="http://schemas.microsoft.com/office/drawing/2016/ink" xmlns:am3d="http://schemas.microsoft.com/office/drawing/2017/model3d" xmlns:o="urn:schemas-microsoft-com:office:office" xmlns:oel="http://schemas.microsoft.com/office/2019/extlst" xmlns:r="http://schemas.openxmlformats.org/officeDocument/2006/relationships" xmlns:m="http://schemas.openxmlformats.org/officeDocument/2006/math" xmlns:v="urn:schemas-microsoft-com:vml" xmlns:wp14="http://schemas.microsoft.com/office/word/2010/wordprocessingDrawing" xmlns:wp="http://schemas.openxmlformats.org/drawingml/2006/wordprocessingDrawing" xmlns:w10="urn:schemas-microsoft-com:office:word" xmlns:w="http://schemas.openxmlformats.org/wordprocessingml/2006/main" xmlns:w14="http://schemas.microsoft.com/office/word/2010/wordml" xmlns:w15="http://schemas.microsoft.com/office/word/2012/wordml" xmlns:w16cex="http://schemas.microsoft.com/office/word/2018/wordml/cex" xmlns:w16cid="http://schemas.microsoft.com/office/word/2016/wordml/cid" xmlns:w16="http://schemas.microsoft.com/office/word/2018/wordml" xmlns:w16du="http://schemas.microsoft.com/office/word/2023/wordml/word16du" xmlns:w16sdtdh="http://schemas.microsoft.com/office/word/2020/wordml/sdtdatahash" xmlns:w16sdtfl="http://schemas.microsoft.com/office/word/2024/wordml/sdtformatlock" xmlns:w16se="http://schemas.microsoft.com/office/word/2015/wordml/symex" xmlns:wpg="http://schemas.microsoft.com/office/word/2010/wordprocessingGroup" xmlns:wpi="http://schemas.microsoft.com/office/word/2010/wordprocessingInk" xmlns:wne="http://schemas.microsoft.com/office/word/2006/wordml" xmlns:wps="http://schemas.microsoft.com/office/word/2010/wordprocessingShape" mc:Ignorable="w14 w15 w16se w16cid w16 w16cex w16sdtdh w16sdtfl w16du wp14">
   <w:docParts>
     <w:docPart>
       <w:docPartPr>
@@ -8079,7 +8085,7 @@
 </file>
 
 <file path=word/glossary/fontTable.xml><?xml version="1.0" encoding="utf-8"?>
-<w:fonts xmlns:mc="http://schemas.openxmlformats.org/markup-compatibility/2006" xmlns:r="http://schemas.openxmlformats.org/officeDocument/2006/relationships" xmlns:w="http://schemas.openxmlformats.org/wordprocessingml/2006/main" xmlns:w14="http://schemas.microsoft.com/office/word/2010/wordml" xmlns:w15="http://schemas.microsoft.com/office/word/2012/wordml" xmlns:w16cex="http://schemas.microsoft.com/office/word/2018/wordml/cex" xmlns:w16cid="http://schemas.microsoft.com/office/word/2016/wordml/cid" xmlns:w16="http://schemas.microsoft.com/office/word/2018/wordml" xmlns:w16du="http://schemas.microsoft.com/office/word/2023/wordml/word16du" xmlns:w16sdtdh="http://schemas.microsoft.com/office/word/2020/wordml/sdtdatahash" xmlns:w16se="http://schemas.microsoft.com/office/word/2015/wordml/symex" mc:Ignorable="w14 w15 w16se w16cid w16 w16cex w16sdtdh w16du">
+<w:fonts xmlns:mc="http://schemas.openxmlformats.org/markup-compatibility/2006" xmlns:r="http://schemas.openxmlformats.org/officeDocument/2006/relationships" xmlns:w="http://schemas.openxmlformats.org/wordprocessingml/2006/main" xmlns:w14="http://schemas.microsoft.com/office/word/2010/wordml" xmlns:w15="http://schemas.microsoft.com/office/word/2012/wordml" xmlns:w16cex="http://schemas.microsoft.com/office/word/2018/wordml/cex" xmlns:w16cid="http://schemas.microsoft.com/office/word/2016/wordml/cid" xmlns:w16="http://schemas.microsoft.com/office/word/2018/wordml" xmlns:w16du="http://schemas.microsoft.com/office/word/2023/wordml/word16du" xmlns:w16sdtdh="http://schemas.microsoft.com/office/word/2020/wordml/sdtdatahash" xmlns:w16sdtfl="http://schemas.microsoft.com/office/word/2024/wordml/sdtformatlock" xmlns:w16se="http://schemas.microsoft.com/office/word/2015/wordml/symex" mc:Ignorable="w14 w15 w16se w16cid w16 w16cex w16sdtdh w16sdtfl w16du">
   <w:font w:name="Times New Roman">
     <w:panose1 w:val="02020603050405020304"/>
     <w:charset w:val="00"/>
@@ -8135,14 +8141,14 @@
     <w:charset w:val="00"/>
     <w:family w:val="swiss"/>
     <w:pitch w:val="variable"/>
-    <w:sig w:usb0="E4002EFF" w:usb1="C000247B" w:usb2="00000009" w:usb3="00000000" w:csb0="000001FF" w:csb1="00000000"/>
+    <w:sig w:usb0="E4002EFF" w:usb1="C200247B" w:usb2="00000009" w:usb3="00000000" w:csb0="000001FF" w:csb1="00000000"/>
   </w:font>
   <w:font w:name="Calibri">
     <w:panose1 w:val="020F0502020204030204"/>
     <w:charset w:val="00"/>
     <w:family w:val="swiss"/>
     <w:pitch w:val="variable"/>
-    <w:sig w:usb0="E4002EFF" w:usb1="C000247B" w:usb2="00000009" w:usb3="00000000" w:csb0="000001FF" w:csb1="00000000"/>
+    <w:sig w:usb0="E4002EFF" w:usb1="C200247B" w:usb2="00000009" w:usb3="00000000" w:csb0="000001FF" w:csb1="00000000"/>
   </w:font>
   <w:font w:name="Aptos">
     <w:charset w:val="00"/>
@@ -8160,7 +8166,7 @@
 </file>
 
 <file path=word/glossary/settings.xml><?xml version="1.0" encoding="utf-8"?>
-<w:settings xmlns:mc="http://schemas.openxmlformats.org/markup-compatibility/2006" xmlns:o="urn:schemas-microsoft-com:office:office" xmlns:r="http://schemas.openxmlformats.org/officeDocument/2006/relationships" xmlns:m="http://schemas.openxmlformats.org/officeDocument/2006/math" xmlns:v="urn:schemas-microsoft-com:vml" xmlns:w10="urn:schemas-microsoft-com:office:word" xmlns:w="http://schemas.openxmlformats.org/wordprocessingml/2006/main" xmlns:w14="http://schemas.microsoft.com/office/word/2010/wordml" xmlns:w15="http://schemas.microsoft.com/office/word/2012/wordml" xmlns:w16cex="http://schemas.microsoft.com/office/word/2018/wordml/cex" xmlns:w16cid="http://schemas.microsoft.com/office/word/2016/wordml/cid" xmlns:w16="http://schemas.microsoft.com/office/word/2018/wordml" xmlns:w16du="http://schemas.microsoft.com/office/word/2023/wordml/word16du" xmlns:w16sdtdh="http://schemas.microsoft.com/office/word/2020/wordml/sdtdatahash" xmlns:w16se="http://schemas.microsoft.com/office/word/2015/wordml/symex" xmlns:sl="http://schemas.openxmlformats.org/schemaLibrary/2006/main" mc:Ignorable="w14 w15 w16se w16cid w16 w16cex w16sdtdh w16du">
+<w:settings xmlns:mc="http://schemas.openxmlformats.org/markup-compatibility/2006" xmlns:o="urn:schemas-microsoft-com:office:office" xmlns:r="http://schemas.openxmlformats.org/officeDocument/2006/relationships" xmlns:m="http://schemas.openxmlformats.org/officeDocument/2006/math" xmlns:v="urn:schemas-microsoft-com:vml" xmlns:w10="urn:schemas-microsoft-com:office:word" xmlns:w="http://schemas.openxmlformats.org/wordprocessingml/2006/main" xmlns:w14="http://schemas.microsoft.com/office/word/2010/wordml" xmlns:w15="http://schemas.microsoft.com/office/word/2012/wordml" xmlns:w16cex="http://schemas.microsoft.com/office/word/2018/wordml/cex" xmlns:w16cid="http://schemas.microsoft.com/office/word/2016/wordml/cid" xmlns:w16="http://schemas.microsoft.com/office/word/2018/wordml" xmlns:w16du="http://schemas.microsoft.com/office/word/2023/wordml/word16du" xmlns:w16sdtdh="http://schemas.microsoft.com/office/word/2020/wordml/sdtdatahash" xmlns:w16sdtfl="http://schemas.microsoft.com/office/word/2024/wordml/sdtformatlock" xmlns:w16se="http://schemas.microsoft.com/office/word/2015/wordml/symex" xmlns:sl="http://schemas.openxmlformats.org/schemaLibrary/2006/main" mc:Ignorable="w14 w15 w16se w16cid w16 w16cex w16sdtdh w16sdtfl w16du">
   <w:view w:val="normal"/>
   <w:defaultTabStop w:val="720"/>
   <w:characterSpacingControl w:val="doNotCompress"/>
@@ -8178,6 +8184,7 @@
     <w:rsid w:val="00026006"/>
     <w:rsid w:val="00243202"/>
     <w:rsid w:val="005050F9"/>
+    <w:rsid w:val="007C59EA"/>
     <w:rsid w:val="00853244"/>
     <w:rsid w:val="008763E9"/>
     <w:rsid w:val="00E25C55"/>
@@ -8204,7 +8211,7 @@
 </file>
 
 <file path=word/glossary/styles.xml><?xml version="1.0" encoding="utf-8"?>
-<w:styles xmlns:mc="http://schemas.openxmlformats.org/markup-compatibility/2006" xmlns:r="http://schemas.openxmlformats.org/officeDocument/2006/relationships" xmlns:w="http://schemas.openxmlformats.org/wordprocessingml/2006/main" xmlns:w14="http://schemas.microsoft.com/office/word/2010/wordml" xmlns:w15="http://schemas.microsoft.com/office/word/2012/wordml" xmlns:w16cex="http://schemas.microsoft.com/office/word/2018/wordml/cex" xmlns:w16cid="http://schemas.microsoft.com/office/word/2016/wordml/cid" xmlns:w16="http://schemas.microsoft.com/office/word/2018/wordml" xmlns:w16du="http://schemas.microsoft.com/office/word/2023/wordml/word16du" xmlns:w16sdtdh="http://schemas.microsoft.com/office/word/2020/wordml/sdtdatahash" xmlns:w16se="http://schemas.microsoft.com/office/word/2015/wordml/symex" mc:Ignorable="w14 w15 w16se w16cid w16 w16cex w16sdtdh w16du">
+<w:styles xmlns:mc="http://schemas.openxmlformats.org/markup-compatibility/2006" xmlns:r="http://schemas.openxmlformats.org/officeDocument/2006/relationships" xmlns:w="http://schemas.openxmlformats.org/wordprocessingml/2006/main" xmlns:w14="http://schemas.microsoft.com/office/word/2010/wordml" xmlns:w15="http://schemas.microsoft.com/office/word/2012/wordml" xmlns:w16cex="http://schemas.microsoft.com/office/word/2018/wordml/cex" xmlns:w16cid="http://schemas.microsoft.com/office/word/2016/wordml/cid" xmlns:w16="http://schemas.microsoft.com/office/word/2018/wordml" xmlns:w16du="http://schemas.microsoft.com/office/word/2023/wordml/word16du" xmlns:w16sdtdh="http://schemas.microsoft.com/office/word/2020/wordml/sdtdatahash" xmlns:w16sdtfl="http://schemas.microsoft.com/office/word/2024/wordml/sdtformatlock" xmlns:w16se="http://schemas.microsoft.com/office/word/2015/wordml/symex" mc:Ignorable="w14 w15 w16se w16cid w16 w16cex w16sdtdh w16sdtfl w16du">
   <w:docDefaults>
     <w:rPrDefault>
       <w:rPr>
@@ -8752,7 +8759,7 @@
 </file>
 
 <file path=word/glossary/webSettings.xml><?xml version="1.0" encoding="utf-8"?>
-<w:webSettings xmlns:mc="http://schemas.openxmlformats.org/markup-compatibility/2006" xmlns:r="http://schemas.openxmlformats.org/officeDocument/2006/relationships" xmlns:w="http://schemas.openxmlformats.org/wordprocessingml/2006/main" xmlns:w14="http://schemas.microsoft.com/office/word/2010/wordml" xmlns:w15="http://schemas.microsoft.com/office/word/2012/wordml" xmlns:w16cex="http://schemas.microsoft.com/office/word/2018/wordml/cex" xmlns:w16cid="http://schemas.microsoft.com/office/word/2016/wordml/cid" xmlns:w16="http://schemas.microsoft.com/office/word/2018/wordml" xmlns:w16du="http://schemas.microsoft.com/office/word/2023/wordml/word16du" xmlns:w16sdtdh="http://schemas.microsoft.com/office/word/2020/wordml/sdtdatahash" xmlns:w16se="http://schemas.microsoft.com/office/word/2015/wordml/symex" mc:Ignorable="w14 w15 w16se w16cid w16 w16cex w16sdtdh w16du">
+<w:webSettings xmlns:mc="http://schemas.openxmlformats.org/markup-compatibility/2006" xmlns:r="http://schemas.openxmlformats.org/officeDocument/2006/relationships" xmlns:w="http://schemas.openxmlformats.org/wordprocessingml/2006/main" xmlns:w14="http://schemas.microsoft.com/office/word/2010/wordml" xmlns:w15="http://schemas.microsoft.com/office/word/2012/wordml" xmlns:w16cex="http://schemas.microsoft.com/office/word/2018/wordml/cex" xmlns:w16cid="http://schemas.microsoft.com/office/word/2016/wordml/cid" xmlns:w16="http://schemas.microsoft.com/office/word/2018/wordml" xmlns:w16du="http://schemas.microsoft.com/office/word/2023/wordml/word16du" xmlns:w16sdtdh="http://schemas.microsoft.com/office/word/2020/wordml/sdtdatahash" xmlns:w16sdtfl="http://schemas.microsoft.com/office/word/2024/wordml/sdtformatlock" xmlns:w16se="http://schemas.microsoft.com/office/word/2015/wordml/symex" mc:Ignorable="w14 w15 w16se w16cid w16 w16cex w16sdtdh w16sdtfl w16du">
   <w:optimizeForBrowser/>
   <w:allowPNG/>
 </w:webSettings>
